--- a/policies/build/chapters_v2/PRE/Documents/PRE1/SOP_Patient_Rights_Display_Promotion_Reporting.docx
+++ b/policies/build/chapters_v2/PRE/Documents/PRE1/SOP_Patient_Rights_Display_Promotion_Reporting.docx
@@ -380,11 +380,9 @@
         <w:rPr>
           <w:b/>
         </w:rPr>
-        <w:t xml:space="preserve">Charter of Patients' Rights: </w:t>
+        <w:t>Charter of Patients' Rights and Responsibilities: The government document (Ministry of Health and Family Welfare / National Council for Clinical Establishments, 2021) listing the rights and responsibilities every patient in India is entitled to and expected to observe. First proposed by the National Human Rights Commission, then finalised by the National Council for Clinical Establishments. This hospital's own rights document is based on it.</w:t>
       </w:r>
-      <w:r>
-        <w:t>The government document (National Human Rights Commission, 2018) listing the rights every patient in India is entitled to. This hospital's own rights document is based on it.</w:t>
-      </w:r>
+      <w:r/>
     </w:p>
     <w:p>
       <w:pPr>
@@ -461,7 +459,7 @@
     </w:p>
     <w:p>
       <w:r>
-        <w:t>1. Maintain the current version of the documented Charter of patient and family rights and responsibilities (Record 1), in consonance with the Charter of Patients' Rights, National Human Rights Commission (2018).</w:t>
+        <w:t>1. Maintain the current version of the documented Charter of patient and family rights and responsibilities (Record 1), in consonance with the Charter of Patients' Rights and Responsibilities, Ministry of Health and Family Welfare / National Council for Clinical Establishments (2021).</w:t>
       </w:r>
     </w:p>
     <w:p>
@@ -494,7 +492,7 @@
             <w:color w:val="0563C1"/>
             <w:u w:val="single"/>
           </w:rPr>
-          <w:t>Charter of Patients' Rights — National Human Rights Commission (2018)</w:t>
+          <w:t>Ministry of Health and Family Welfare, National Council for Clinical Establishments, Government of India. (2021). Charter of Patients' Rights and Responsibilities. https://clinicalestablishments.mohfw.gov.in/sites/default/files/2023-06/3181.pdf</w:t>
         </w:r>
       </w:hyperlink>
     </w:p>
@@ -551,7 +549,7 @@
             <w:color w:val="0563C1"/>
             <w:u w:val="single"/>
           </w:rPr>
-          <w:t>Charter of Patients' Rights — National Human Rights Commission (2018)</w:t>
+          <w:t>Ministry of Health and Family Welfare, National Council for Clinical Establishments, Government of India. (2021). Charter of Patients' Rights and Responsibilities. https://clinicalestablishments.mohfw.gov.in/sites/default/files/2023-06/3181.pdf</w:t>
         </w:r>
       </w:hyperlink>
     </w:p>
@@ -641,7 +639,7 @@
             <w:color w:val="0563C1"/>
             <w:u w:val="single"/>
           </w:rPr>
-          <w:t>Charter of Patients' Rights — National Human Rights Commission (2018)</w:t>
+          <w:t>Ministry of Health and Family Welfare, National Council for Clinical Establishments, Government of India. (2021). Charter of Patients' Rights and Responsibilities. https://clinicalestablishments.mohfw.gov.in/sites/default/files/2023-06/3181.pdf</w:t>
         </w:r>
       </w:hyperlink>
     </w:p>
@@ -738,7 +736,7 @@
             <w:color w:val="0563C1"/>
             <w:u w:val="single"/>
           </w:rPr>
-          <w:t>NABH — Hospitals Accreditation Programme (HCO), 6th Edition standards</w:t>
+          <w:t>National Accreditation Board for Hospitals and Healthcare Providers. (2025). NABH accreditation standards for hospitals (6th ed.), PRE.1. ISBN 978-81-965264-9-8. https://portal.nabh.co/images/Standards/NABH%20Hospital%20Accreditation%20Standard%206th%20Edition%20January%202025.pdf</w:t>
         </w:r>
       </w:hyperlink>
     </w:p>
@@ -752,7 +750,7 @@
             <w:color w:val="0563C1"/>
             <w:u w:val="single"/>
           </w:rPr>
-          <w:t>Charter of Patients' Rights — National Human Rights Commission (2018)</w:t>
+          <w:t>Ministry of Health and Family Welfare, National Council for Clinical Establishments, Government of India. (2021). Charter of Patients' Rights and Responsibilities. https://clinicalestablishments.mohfw.gov.in/sites/default/files/2023-06/3181.pdf</w:t>
         </w:r>
       </w:hyperlink>
     </w:p>
